--- a/Documentation/Technical_Documentation.docx
+++ b/Documentation/Technical_Documentation.docx
@@ -1,6 +1,6 @@
 
 <file path=word/document.xml><?xml version="1.0" encoding="utf-8"?>
-<w:document xmlns:wpc="http://schemas.microsoft.com/office/word/2010/wordprocessingCanvas" xmlns:mc="http://schemas.openxmlformats.org/markup-compatibility/2006" xmlns:o="urn:schemas-microsoft-com:office:office" xmlns:r="http://schemas.openxmlformats.org/officeDocument/2006/relationships" xmlns:m="http://schemas.openxmlformats.org/officeDocument/2006/math" xmlns:v="urn:schemas-microsoft-com:vml" xmlns:wp14="http://schemas.microsoft.com/office/word/2010/wordprocessingDrawing" xmlns:wp="http://schemas.openxmlformats.org/drawingml/2006/wordprocessingDrawing" xmlns:w10="urn:schemas-microsoft-com:office:word" xmlns:w="http://schemas.openxmlformats.org/wordprocessingml/2006/main" xmlns:w14="http://schemas.microsoft.com/office/word/2010/wordml" xmlns:w15="http://schemas.microsoft.com/office/word/2012/wordml" xmlns:wpg="http://schemas.microsoft.com/office/word/2010/wordprocessingGroup" xmlns:wpi="http://schemas.microsoft.com/office/word/2010/wordprocessingInk" xmlns:wne="http://schemas.microsoft.com/office/word/2006/wordml" xmlns:wps="http://schemas.microsoft.com/office/word/2010/wordprocessingShape" xmlns:cx="http://schemas.microsoft.com/office/drawing/2014/chartex" xmlns:cx1="http://schemas.microsoft.com/office/drawing/2015/9/8/chartex" xmlns:cx2="http://schemas.microsoft.com/office/drawing/2015/10/21/chartex" xmlns:cx3="http://schemas.microsoft.com/office/drawing/2016/5/9/chartex" xmlns:cx4="http://schemas.microsoft.com/office/drawing/2016/5/10/chartex" xmlns:cx5="http://schemas.microsoft.com/office/drawing/2016/5/11/chartex" xmlns:cx6="http://schemas.microsoft.com/office/drawing/2016/5/12/chartex" xmlns:cx7="http://schemas.microsoft.com/office/drawing/2016/5/13/chartex" xmlns:cx8="http://schemas.microsoft.com/office/drawing/2016/5/14/chartex" xmlns:aink="http://schemas.microsoft.com/office/drawing/2016/ink" xmlns:am3d="http://schemas.microsoft.com/office/drawing/2017/model3d" xmlns:w16cex="http://schemas.microsoft.com/office/word/2018/wordml/cex" xmlns:w16cid="http://schemas.microsoft.com/office/word/2016/wordml/cid" xmlns:w16="http://schemas.microsoft.com/office/word/2018/wordml" xmlns:w16sdtdh="http://schemas.microsoft.com/office/word/2020/wordml/sdtdatahash" xmlns:w16se="http://schemas.microsoft.com/office/word/2015/wordml/symex" mc:Ignorable="w14 w15 wp14">
+<w:document xmlns:mc="http://schemas.openxmlformats.org/markup-compatibility/2006" xmlns:r="http://schemas.openxmlformats.org/officeDocument/2006/relationships" xmlns:w="http://schemas.openxmlformats.org/wordprocessingml/2006/main" mc:Ignorable="w14 w15 wp14">
   <w:body>
     <w:p>
       <w:pPr>
@@ -201,7 +201,7 @@
           <w:sz w:val="22"/>
           <w:szCs w:val="22"/>
         </w:rPr>
-        <w:t xml:space="preserve">SAJHA MCP Server — Flask-based Model Context Protocol server running on port 3002. Hosts 74+ tools across domains: market data, counterparty credit risk, SEC filings, OSFI regulatory docs, Microsoft 365 (Teams/Outlook), Atlassian (Confluence/Jira), and code execution.</w:t>
+        <w:t xml:space="preserve">SAJHA MCP Server — Flask-based Model Context Protocol server running on port 3002. Hosts 121+ tools across domains: market data, counterparty credit risk, SEC filings, OSFI regulatory docs, Microsoft 365 (Teams/Outlook), Atlassian (Confluence/Jira), and code execution.</w:t>
       </w:r>
     </w:p>
     <w:p>
@@ -3160,7 +3160,7 @@
           <w:sz w:val="22"/>
           <w:szCs w:val="22"/>
         </w:rPr>
-        <w:t xml:space="preserve">Memory: MemorySaver (in-memory checkpointing; thread_id = user_id). NOTE: State is lost on server restart. PostgresSaver migration is planned in REQ-07.</w:t>
+        <w:t xml:space="preserve">Memory: AsyncSqliteSaver (persistent SQLite-based checkpointing at ./sajhamcpserver/data/checkpoints.db). State persists across server restarts. PostgresSaver migration is planned in REQ-07.</w:t>
       </w:r>
     </w:p>
     <w:p>
@@ -3217,7 +3217,7 @@
           <w:sz w:val="22"/>
           <w:szCs w:val="22"/>
         </w:rPr>
-        <w:t xml:space="preserve">Summarisation: SummarisationMiddleware triggers at 80% context usage (160k tokens), compresses to ≤18%</w:t>
+        <w:t xml:space="preserve">Summarisation: SummarisationMiddleware triggers at 90% context usage (180,000 tokens of 200k window), compresses to 18% target (~36,000 tokens). Last 6 exchange units kept verbatim. Anti-frequency guard: minimum 20 exchanges between compressions</w:t>
       </w:r>
     </w:p>
     <w:p>
@@ -3390,7 +3390,7 @@
           <w:sz w:val="22"/>
           <w:szCs w:val="22"/>
         </w:rPr>
-        <w:t xml:space="preserve">The agent server streams responses via Server-Sent Events (SSE) at /api/mcp/chat. Each event has a type field:</w:t>
+        <w:t xml:space="preserve">The agent server streams responses via Server-Sent Events (SSE) at /api/agent/run. Each event has a type field:</w:t>
       </w:r>
     </w:p>
     <w:tbl>
@@ -4374,7 +4374,24 @@
           <w:sz w:val="32"/>
           <w:szCs w:val="32"/>
         </w:rPr>
-        <w:t xml:space="preserve">5. Tool System (SAJHA MCP Server)</w:t>
+        <w:t xml:space="preserve">5. Multi-Agent Orchestration</w:t>
+      </w:r>
+    </w:p>
+    <w:p>
+      <w:pPr>
+        <w:spacing w:after="120" w:before="240"/>
+        <w:pStyle w:val="Heading2"/>
+      </w:pPr>
+      <w:r>
+        <w:rPr>
+          <w:rFonts w:ascii="Arial" w:cs="Arial" w:eastAsia="Arial" w:hAnsi="Arial"/>
+          <w:b/>
+          <w:bCs/>
+          <w:color w:val="1B2A4A"/>
+          <w:sz w:val="26"/>
+          <w:szCs w:val="26"/>
+        </w:rPr>
+        <w:t xml:space="preserve">5.1 Overview</w:t>
       </w:r>
     </w:p>
     <w:p>
@@ -4388,7 +4405,361 @@
           <w:sz w:val="22"/>
           <w:szCs w:val="22"/>
         </w:rPr>
-        <w:t xml:space="preserve">The SAJHA MCP server hosts 74+ tools organised into categories. Tools are hot-reloaded every 5 minutes from config/tools/ — no server restart required to add or modify a tool.</w:t>
+        <w:t xml:space="preserve">The platform supports multi-agent orchestration via the task() tool. When a worker's agent_mode is set to "multi", the lead agent can spawn focused sub-agents to handle independent subtasks in parallel. Two modes are supported: Freestyle (lead agent decides decomposition dynamically) and Workflow-guided (YAML frontmatter in markdown files defines the agent plan).</w:t>
+      </w:r>
+    </w:p>
+    <w:p>
+      <w:pPr>
+        <w:spacing w:after="120" w:before="240"/>
+        <w:pStyle w:val="Heading2"/>
+      </w:pPr>
+      <w:r>
+        <w:rPr>
+          <w:rFonts w:ascii="Arial" w:cs="Arial" w:eastAsia="Arial" w:hAnsi="Arial"/>
+          <w:b/>
+          <w:bCs/>
+          <w:color w:val="1B2A4A"/>
+          <w:sz w:val="26"/>
+          <w:szCs w:val="26"/>
+        </w:rPr>
+        <w:t xml:space="preserve">5.2 Core Components</w:t>
+      </w:r>
+    </w:p>
+    <w:p>
+      <w:pPr>
+        <w:spacing w:after="120" w:before="60"/>
+      </w:pPr>
+      <w:r>
+        <w:rPr>
+          <w:rFonts w:ascii="Arial" w:cs="Arial" w:eastAsia="Arial" w:hAnsi="Arial"/>
+          <w:color w:val="1E293B"/>
+          <w:sz w:val="22"/>
+          <w:szCs w:val="22"/>
+        </w:rPr>
+        <w:t xml:space="preserve">sub_agent_tool.py: Creates the task() tool with parameters: description (3-5 word label), prompt (detailed instruction), tools (optional glob patterns like ["iris_*"]), max_turns (default 20), timeout_seconds (default 120), max_result_chars (default 8000)</w:t>
+      </w:r>
+    </w:p>
+    <w:p>
+      <w:pPr>
+        <w:spacing w:after="120" w:before="60"/>
+      </w:pPr>
+      <w:r>
+        <w:rPr>
+          <w:rFonts w:ascii="Arial" w:cs="Arial" w:eastAsia="Arial" w:hAnsi="Arial"/>
+          <w:color w:val="1E293B"/>
+          <w:sz w:val="22"/>
+          <w:szCs w:val="22"/>
+        </w:rPr>
+        <w:t xml:space="preserve">sub_agent_executor.py: Two-pool threading pattern — 4 scheduler threads + 8 execution threads. In-memory task registry with status polling every 5 seconds. Sub-agents are ephemeral (no checkpointing).</w:t>
+      </w:r>
+    </w:p>
+    <w:p>
+      <w:pPr>
+        <w:spacing w:after="120" w:before="60"/>
+      </w:pPr>
+      <w:r>
+        <w:rPr>
+          <w:rFonts w:ascii="Arial" w:cs="Arial" w:eastAsia="Arial" w:hAnsi="Arial"/>
+          <w:color w:val="1E293B"/>
+          <w:sz w:val="22"/>
+          <w:szCs w:val="22"/>
+        </w:rPr>
+        <w:t xml:space="preserve">workflow_parser.py: Parses YAML frontmatter from .md files. Groups agents by order field (same order = parallel). Resolves {id.result_summary} placeholders (truncated at 500 chars).</w:t>
+      </w:r>
+    </w:p>
+    <w:p>
+      <w:pPr>
+        <w:spacing w:after="120" w:before="240"/>
+        <w:pStyle w:val="Heading2"/>
+      </w:pPr>
+      <w:r>
+        <w:rPr>
+          <w:rFonts w:ascii="Arial" w:cs="Arial" w:eastAsia="Arial" w:hAnsi="Arial"/>
+          <w:b/>
+          <w:bCs/>
+          <w:color w:val="1B2A4A"/>
+          <w:sz w:val="26"/>
+          <w:szCs w:val="26"/>
+        </w:rPr>
+        <w:t xml:space="preserve">5.3 Middleware Stack</w:t>
+      </w:r>
+    </w:p>
+    <w:p>
+      <w:pPr>
+        <w:spacing w:after="120" w:before="60"/>
+      </w:pPr>
+      <w:r>
+        <w:rPr>
+          <w:rFonts w:ascii="Arial" w:cs="Arial" w:eastAsia="Arial" w:hAnsi="Arial"/>
+          <w:color w:val="1E293B"/>
+          <w:sz w:val="22"/>
+          <w:szCs w:val="22"/>
+        </w:rPr>
+        <w:t xml:space="preserve">9 core middleware in execution order:</w:t>
+      </w:r>
+    </w:p>
+    <w:p>
+      <w:pPr>
+        <w:spacing w:after="120" w:before="60"/>
+      </w:pPr>
+      <w:r>
+        <w:rPr>
+          <w:rFonts w:ascii="Arial" w:cs="Arial" w:eastAsia="Arial" w:hAnsi="Arial"/>
+          <w:color w:val="1E293B"/>
+          <w:sz w:val="22"/>
+          <w:szCs w:val="22"/>
+        </w:rPr>
+        <w:t xml:space="preserve">1. DanglingToolCallMiddleware — repairs orphaned tool_calls after summarisation</w:t>
+      </w:r>
+    </w:p>
+    <w:p>
+      <w:pPr>
+        <w:spacing w:after="120" w:before="60"/>
+      </w:pPr>
+      <w:r>
+        <w:rPr>
+          <w:rFonts w:ascii="Arial" w:cs="Arial" w:eastAsia="Arial" w:hAnsi="Arial"/>
+          <w:color w:val="1E293B"/>
+          <w:sz w:val="22"/>
+          <w:szCs w:val="22"/>
+        </w:rPr>
+        <w:t xml:space="preserve">2. SummarisationMiddleware — compresses context at 180k tokens (90% of 200k)</w:t>
+      </w:r>
+    </w:p>
+    <w:p>
+      <w:pPr>
+        <w:spacing w:after="120" w:before="60"/>
+      </w:pPr>
+      <w:r>
+        <w:rPr>
+          <w:rFonts w:ascii="Arial" w:cs="Arial" w:eastAsia="Arial" w:hAnsi="Arial"/>
+          <w:color w:val="1E293B"/>
+          <w:sz w:val="22"/>
+          <w:szCs w:val="22"/>
+        </w:rPr>
+        <w:t xml:space="preserve">3. MessageTrimmer — hard fallback at 800k chars</w:t>
+      </w:r>
+    </w:p>
+    <w:p>
+      <w:pPr>
+        <w:spacing w:after="120" w:before="60"/>
+      </w:pPr>
+      <w:r>
+        <w:rPr>
+          <w:rFonts w:ascii="Arial" w:cs="Arial" w:eastAsia="Arial" w:hAnsi="Arial"/>
+          <w:color w:val="1E293B"/>
+          <w:sz w:val="22"/>
+          <w:szCs w:val="22"/>
+        </w:rPr>
+        <w:t xml:space="preserve">4. SubagentLimitMiddleware — caps parallel sub-agents (default 3, range [2-4])</w:t>
+      </w:r>
+    </w:p>
+    <w:p>
+      <w:pPr>
+        <w:spacing w:after="120" w:before="60"/>
+      </w:pPr>
+      <w:r>
+        <w:rPr>
+          <w:rFonts w:ascii="Arial" w:cs="Arial" w:eastAsia="Arial" w:hAnsi="Arial"/>
+          <w:color w:val="1E293B"/>
+          <w:sz w:val="22"/>
+          <w:szCs w:val="22"/>
+        </w:rPr>
+        <w:t xml:space="preserve">5. LoopDetectionMiddleware — MD5 fingerprint; warns at 3 repeats, hard-stops at 5</w:t>
+      </w:r>
+    </w:p>
+    <w:p>
+      <w:pPr>
+        <w:spacing w:after="120" w:before="60"/>
+      </w:pPr>
+      <w:r>
+        <w:rPr>
+          <w:rFonts w:ascii="Arial" w:cs="Arial" w:eastAsia="Arial" w:hAnsi="Arial"/>
+          <w:color w:val="1E293B"/>
+          <w:sz w:val="22"/>
+          <w:szCs w:val="22"/>
+        </w:rPr>
+        <w:t xml:space="preserve">6. ToolErrorHandlingMiddleware — catches exceptions, returns error ToolMessage</w:t>
+      </w:r>
+    </w:p>
+    <w:p>
+      <w:pPr>
+        <w:spacing w:after="120" w:before="60"/>
+      </w:pPr>
+      <w:r>
+        <w:rPr>
+          <w:rFonts w:ascii="Arial" w:cs="Arial" w:eastAsia="Arial" w:hAnsi="Arial"/>
+          <w:color w:val="1E293B"/>
+          <w:sz w:val="22"/>
+          <w:szCs w:val="22"/>
+        </w:rPr>
+        <w:t xml:space="preserve">7. RetryMiddleware — exponential backoff 1s/2s/4s for 429/503/502</w:t>
+      </w:r>
+    </w:p>
+    <w:p>
+      <w:pPr>
+        <w:spacing w:after="120" w:before="60"/>
+      </w:pPr>
+      <w:r>
+        <w:rPr>
+          <w:rFonts w:ascii="Arial" w:cs="Arial" w:eastAsia="Arial" w:hAnsi="Arial"/>
+          <w:color w:val="1E293B"/>
+          <w:sz w:val="22"/>
+          <w:szCs w:val="22"/>
+        </w:rPr>
+        <w:t xml:space="preserve">8. TokenBudgetMiddleware — per-query budget with 80% warning</w:t>
+      </w:r>
+    </w:p>
+    <w:p>
+      <w:pPr>
+        <w:spacing w:after="120" w:before="60"/>
+      </w:pPr>
+      <w:r>
+        <w:rPr>
+          <w:rFonts w:ascii="Arial" w:cs="Arial" w:eastAsia="Arial" w:hAnsi="Arial"/>
+          <w:color w:val="1E293B"/>
+          <w:sz w:val="22"/>
+          <w:szCs w:val="22"/>
+        </w:rPr>
+        <w:t xml:space="preserve">9. AuditMiddleware — JSONL logging with sensitive field redaction</w:t>
+      </w:r>
+    </w:p>
+    <w:p>
+      <w:pPr>
+        <w:spacing w:after="120" w:before="60"/>
+      </w:pPr>
+      <w:r>
+        <w:rPr>
+          <w:rFonts w:ascii="Arial" w:cs="Arial" w:eastAsia="Arial" w:hAnsi="Arial"/>
+          <w:color w:val="1E293B"/>
+          <w:sz w:val="22"/>
+          <w:szCs w:val="22"/>
+        </w:rPr>
+        <w:t xml:space="preserve">Optional per-worker: MemoryMiddleware (cross-session, SQLite, Jaccard similarity, 90-day TTL), HumanInTheLoopMiddleware (fnmatch trigger patterns, 5-min timeout)</w:t>
+      </w:r>
+    </w:p>
+    <w:p>
+      <w:pPr>
+        <w:spacing w:after="120" w:before="240"/>
+        <w:pStyle w:val="Heading2"/>
+      </w:pPr>
+      <w:r>
+        <w:rPr>
+          <w:rFonts w:ascii="Arial" w:cs="Arial" w:eastAsia="Arial" w:hAnsi="Arial"/>
+          <w:b/>
+          <w:bCs/>
+          <w:color w:val="1B2A4A"/>
+          <w:sz w:val="26"/>
+          <w:szCs w:val="26"/>
+        </w:rPr>
+        <w:t xml:space="preserve">5.4 SSE Task Events</w:t>
+      </w:r>
+    </w:p>
+    <w:p>
+      <w:pPr>
+        <w:spacing w:after="120" w:before="60"/>
+      </w:pPr>
+      <w:r>
+        <w:rPr>
+          <w:rFonts w:ascii="Arial" w:cs="Arial" w:eastAsia="Arial" w:hAnsi="Arial"/>
+          <w:color w:val="1E293B"/>
+          <w:sz w:val="22"/>
+          <w:szCs w:val="22"/>
+        </w:rPr>
+        <w:t xml:space="preserve">Five SSE task event types enable real-time sub-agent status monitoring: task_started (task_id, description), task_running (task_id, message), task_completed (task_id, result), task_failed (task_id, error), task_timed_out (task_id). These events allow lead agents and UIs to track concurrent sub-agent progress.</w:t>
+      </w:r>
+    </w:p>
+    <w:p>
+      <w:pPr>
+        <w:spacing w:after="120" w:before="240"/>
+        <w:pStyle w:val="Heading2"/>
+      </w:pPr>
+      <w:r>
+        <w:rPr>
+          <w:rFonts w:ascii="Arial" w:cs="Arial" w:eastAsia="Arial" w:hAnsi="Arial"/>
+          <w:b/>
+          <w:bCs/>
+          <w:color w:val="1B2A4A"/>
+          <w:sz w:val="26"/>
+          <w:szCs w:val="26"/>
+        </w:rPr>
+        <w:t xml:space="preserve">5.5 YAML Workflow Schema</w:t>
+      </w:r>
+    </w:p>
+    <w:p>
+      <w:pPr>
+        <w:spacing w:after="120" w:before="60"/>
+      </w:pPr>
+      <w:r>
+        <w:rPr>
+          <w:rFonts w:ascii="Arial" w:cs="Arial" w:eastAsia="Arial" w:hAnsi="Arial"/>
+          <w:color w:val="1E293B"/>
+          <w:sz w:val="22"/>
+          <w:szCs w:val="22"/>
+        </w:rPr>
+        <w:t xml:space="preserve">Workflows are defined in .md files with YAML frontmatter. The agent_mode field toggles multi-agent execution. The agents array contains tasks with: id (unique identifier), description (UI label), task (detailed prompt), order (execution sequence). Agents with the same order value execute in parallel. Template variables {id.result_summary} resolve to completed agent outputs, enabling sequential data flow.</w:t>
+      </w:r>
+    </w:p>
+    <w:p>
+      <w:pPr>
+        <w:spacing w:after="120" w:before="240"/>
+        <w:pStyle w:val="Heading2"/>
+      </w:pPr>
+      <w:r>
+        <w:rPr>
+          <w:rFonts w:ascii="Arial" w:cs="Arial" w:eastAsia="Arial" w:hAnsi="Arial"/>
+          <w:b/>
+          <w:bCs/>
+          <w:color w:val="1B2A4A"/>
+          <w:sz w:val="26"/>
+          <w:szCs w:val="26"/>
+        </w:rPr>
+        <w:t xml:space="preserve">5.6 Safety Constraints</w:t>
+      </w:r>
+    </w:p>
+    <w:p>
+      <w:pPr>
+        <w:spacing w:after="120" w:before="60"/>
+      </w:pPr>
+      <w:r>
+        <w:rPr>
+          <w:rFonts w:ascii="Arial" w:cs="Arial" w:eastAsia="Arial" w:hAnsi="Arial"/>
+          <w:color w:val="1E293B"/>
+          <w:sz w:val="22"/>
+          <w:szCs w:val="22"/>
+        </w:rPr>
+        <w:t xml:space="preserve">Sub-agents cannot recursively call task() to prevent infinite loops. Results are truncated to max_result_chars (default 8KB per sub-agent). Sub-agents are ephemeral with no checkpoint persistence — each invocation is isolated. Worker context (data paths, permissions, enabled tools) is inherited from the lead agent, ensuring consistent authorization.</w:t>
+      </w:r>
+    </w:p>
+    <w:p>
+      <w:pPr>
+        <w:pStyle w:val="Heading1"/>
+        <w:spacing w:after="120" w:before="360"/>
+      </w:pPr>
+      <w:r>
+        <w:rPr>
+          <w:rFonts w:ascii="Arial" w:cs="Arial" w:eastAsia="Arial" w:hAnsi="Arial"/>
+          <w:b/>
+          <w:bCs/>
+          <w:color w:val="1B2A4A"/>
+          <w:sz w:val="32"/>
+          <w:szCs w:val="32"/>
+        </w:rPr>
+        <w:t xml:space="preserve">6. Tool System (SAJHA MCP Server)</w:t>
+      </w:r>
+    </w:p>
+    <w:p>
+      <w:pPr>
+        <w:spacing w:after="120" w:before="60"/>
+      </w:pPr>
+      <w:r>
+        <w:rPr>
+          <w:rFonts w:ascii="Arial" w:cs="Arial" w:eastAsia="Arial" w:hAnsi="Arial"/>
+          <w:color w:val="1E293B"/>
+          <w:sz w:val="22"/>
+          <w:szCs w:val="22"/>
+        </w:rPr>
+        <w:t xml:space="preserve">The SAJHA MCP server hosts 121+ tools organised into categories. Tools are hot-reloaded every 5 minutes from config/tools/ — no server restart required to add or modify a tool.</w:t>
       </w:r>
     </w:p>
     <w:p>
@@ -6029,7 +6400,7 @@
           <w:sz w:val="32"/>
           <w:szCs w:val="32"/>
         </w:rPr>
-        <w:t xml:space="preserve">6. Data Layer</w:t>
+        <w:t xml:space="preserve">7. Data Layer</w:t>
       </w:r>
     </w:p>
     <w:p>
@@ -7096,7 +7467,7 @@
           <w:sz w:val="32"/>
           <w:szCs w:val="32"/>
         </w:rPr>
-        <w:t xml:space="preserve">7. Connector Framework</w:t>
+        <w:t xml:space="preserve">8. Connector Framework</w:t>
       </w:r>
     </w:p>
     <w:p>
@@ -7637,7 +8008,7 @@
           <w:sz w:val="32"/>
           <w:szCs w:val="32"/>
         </w:rPr>
-        <w:t xml:space="preserve">8. Running Locally (Development)</w:t>
+        <w:t xml:space="preserve">9. Running Locally (Development)</w:t>
       </w:r>
     </w:p>
     <w:p>
@@ -8599,7 +8970,7 @@
           <w:sz w:val="32"/>
           <w:szCs w:val="32"/>
         </w:rPr>
-        <w:t xml:space="preserve">9. Known Issues &amp; Open Bugs</w:t>
+        <w:t xml:space="preserve">10. Known Issues &amp; Open Bugs</w:t>
       </w:r>
     </w:p>
     <w:tbl>
@@ -9202,7 +9573,7 @@
                 <w:sz w:val="19"/>
                 <w:szCs w:val="19"/>
               </w:rPr>
-              <w:t xml:space="preserve">LOW</w:t>
+              <w:t xml:space="preserve">RESOLVED</w:t>
             </w:r>
           </w:p>
         </w:tc>
@@ -10025,7 +10396,7 @@
           <w:sz w:val="32"/>
           <w:szCs w:val="32"/>
         </w:rPr>
-        <w:t xml:space="preserve">10. Security Considerations</w:t>
+        <w:t xml:space="preserve">11. Security Considerations</w:t>
       </w:r>
     </w:p>
     <w:tbl>
@@ -10241,7 +10612,7 @@
           <w:sz w:val="32"/>
           <w:szCs w:val="32"/>
         </w:rPr>
-        <w:t xml:space="preserve">11. Pending Requirements Summary</w:t>
+        <w:t xml:space="preserve">12. Pending Requirements Summary</w:t>
       </w:r>
     </w:p>
     <w:tbl>
